--- a/ky/wisdom-stories/sinans-waterless-house.docx
+++ b/ky/wisdom-stories/sinans-waterless-house.docx
@@ -104,7 +104,7 @@
       </w:r>
       <w:r>
         <w:br/>
-        <w:t>— Биз бул ишти өз пайдабыз үчүн эмес, Аллахтын ыраазычылыгы үчүн жасаганбыз. Сообун да Андан күтөбүз. Үйүбүздө суу жок болсо да, эмгегибиз элге кызмат кылып жатат.</w:t>
+        <w:t>— Биз бул ишти өз пайдабыз үчүн эмес, Аллахтын ыраазылыгы үчүн жасаганбыз. Сообун да Андан күтөбүз. Үйүбүздө суу жок болсо да, эмгегибиз элге кызмат кылып жатат.</w:t>
       </w:r>
     </w:p>
     <w:p>
